--- a/templates/contrato-template.docx
+++ b/templates/contrato-template.docx
@@ -227,6 +227,78 @@
           <w:b/>
           <w:bCs/>
         </w:rPr>
+        <w:t xml:space="preserve">QUÉ INCLUYE EL SERVICIO</w:t>
+      </w:r>
+    </w:p>
+    <w:p>
+      <w:pPr>
+        <w:spacing w:after="50"/>
+      </w:pPr>
+      <w:r>
+        <w:t xml:space="preserve">Componentes básicos:</w:t>
+      </w:r>
+    </w:p>
+    <w:p>
+      <w:pPr>
+        <w:spacing w:after="150"/>
+      </w:pPr>
+      <w:r>
+        <w:rPr>
+          <w:b w:val="false"/>
+          <w:bCs w:val="false"/>
+        </w:rPr>
+        <w:t xml:space="preserve">{componentes_basicos_texto}</w:t>
+      </w:r>
+    </w:p>
+    <w:p>
+      <w:pPr>
+        <w:spacing w:after="50"/>
+      </w:pPr>
+      <w:r>
+        <w:t xml:space="preserve">Logística 360:</w:t>
+      </w:r>
+    </w:p>
+    <w:p>
+      <w:pPr>
+        <w:spacing w:after="150"/>
+      </w:pPr>
+      <w:r>
+        <w:rPr>
+          <w:b w:val="false"/>
+          <w:bCs w:val="false"/>
+        </w:rPr>
+        <w:t xml:space="preserve">{logistica_360_texto}</w:t>
+      </w:r>
+    </w:p>
+    <w:p>
+      <w:pPr>
+        <w:spacing w:after="50"/>
+      </w:pPr>
+      <w:r>
+        <w:t xml:space="preserve">Servicios personalizados:</w:t>
+      </w:r>
+    </w:p>
+    <w:p>
+      <w:pPr>
+        <w:spacing w:after="150"/>
+      </w:pPr>
+      <w:r>
+        <w:rPr>
+          <w:b w:val="false"/>
+          <w:bCs w:val="false"/>
+        </w:rPr>
+        <w:t xml:space="preserve">{servicios_personalizados_texto}</w:t>
+      </w:r>
+    </w:p>
+    <w:p>
+      <w:pPr>
+        <w:spacing w:after="150" w:before="300"/>
+      </w:pPr>
+      <w:r>
+        <w:rPr>
+          <w:b/>
+          <w:bCs/>
+        </w:rPr>
         <w:t xml:space="preserve">CONDICIONES Y OBSERVACIONES ESPECÍFICAS DEL SERVICIO</w:t>
       </w:r>
     </w:p>
@@ -288,7 +360,7 @@
         <w:t xml:space="preserve">{valor_contrato_numero}</w:t>
       </w:r>
       <w:r>
-        <w:t xml:space="preserve">) más IVA (19%) y la forma de pago definida según la propuesta comercial aprobada de la siguiente manera:</w:t>
+        <w:t xml:space="preserve">) (valor que incluye IVA del 19%) y la forma de pago definida según la propuesta comercial aprobada de la siguiente manera:</w:t>
       </w:r>
     </w:p>
     <w:p>
